--- a/docs/安巡云使用说明书.docx
+++ b/docs/安巡云使用说明书.docx
@@ -336,7 +336,7 @@
         <w:pStyle w:val="ListBullet"/>
       </w:pPr>
       <w:r>
-        <w:t>职责槽位＝岗位与业务的连接点："工单谁分诊、谁派单、月报谁签、打卡谁审"都由槽位绑定的岗位决定，可在租户级和项目级分别配置。</w:t>
+        <w:t>环节负责岗位＝岗位与业务的连接点："工单谁分诊、谁派单、月报谁签、打卡谁审"都由各环节绑定的岗位决定，可在公司级和小区级分别配置。</w:t>
       </w:r>
     </w:p>
     <w:p>
@@ -444,7 +444,7 @@
               <w:rPr>
                 <w:sz w:val="19"/>
               </w:rPr>
-              <w:t>建账初始化、账号管理、岗位与审批链配置、全局数据查看</w:t>
+              <w:t>建账初始化、账号管理、岗位与审批流程配置、全局数据查看</w:t>
             </w:r>
           </w:p>
         </w:tc>
@@ -488,7 +488,7 @@
               <w:rPr>
                 <w:sz w:val="19"/>
               </w:rPr>
-              <w:t>项目经营总览、月报终审、审核链复核、工单与绩效监督</w:t>
+              <w:t>项目经营总览、月报终审、打卡复核、工单与绩效监督</w:t>
             </w:r>
           </w:p>
         </w:tc>
@@ -1665,7 +1665,7 @@
           <w:color w:val="6B7280"/>
           <w:sz w:val="19"/>
         </w:rPr>
-        <w:t>提示：演示环境中，华安物业的打卡审核链配置为两级「汇报线审核 → 项目经理复核」，金源物业为平台默认单级，可对照体验。</w:t>
+        <w:t>提示：演示环境中，华安物业的打卡审批流程配置为两级「主管审核 → 项目经理复核」，金源物业为平台默认单级，可对照体验。</w:t>
       </w:r>
     </w:p>
     <w:p>
@@ -1877,7 +1877,7 @@
         <w:t>第 9 步：</w:t>
       </w:r>
       <w:r>
-        <w:t>（可选）调规则：岗位管理 → 职责槽位默认绑定、打卡审核链，按公司管理习惯调整（见 3.5）。</w:t>
+        <w:t>（可选）调规则：岗位管理 → 环节分工、系统管理 → 审批流程，按公司管理习惯调整（见 3.5）。</w:t>
       </w:r>
     </w:p>
     <w:p>
@@ -2076,7 +2076,7 @@
         <w:rPr>
           <w:b w:val="0"/>
         </w:rPr>
-        <w:t>系统管理 → 岗位管理与审批链管理，这里是"公司管理习惯"的配置中心，分两部分：</w:t>
+        <w:t>系统管理 → 岗位管理与审批流程，这里是"公司管理习惯"的配置中心，分两部分：</w:t>
       </w:r>
     </w:p>
     <w:p>
@@ -2151,7 +2151,7 @@
         <w:pStyle w:val="Heading3"/>
       </w:pPr>
       <w:r>
-        <w:t>3.5.2 职责槽位默认绑定：谁分诊、谁派单、谁签字、谁审核</w:t>
+        <w:t>3.5.2 环节分工：谁分诊、谁派单、谁签字、谁审核</w:t>
       </w:r>
     </w:p>
     <w:p>
@@ -2159,7 +2159,7 @@
         <w:rPr>
           <w:b w:val="0"/>
         </w:rPr>
-        <w:t>「职责槽位默认绑定」页定义各项业务动作由哪个岗位承担，对本租户全部项目生效（单个项目可在小区编制里覆盖）：</w:t>
+        <w:t>岗位管理「环节分工」页定义各项业务动作由哪个岗位承担，对本公司全部小区生效（单个小区可在小区编制里单独配置）：</w:t>
       </w:r>
     </w:p>
     <w:p>
@@ -2207,7 +2207,7 @@
         <w:pStyle w:val="ListBullet"/>
       </w:pPr>
       <w:r>
-        <w:t>巡查汇报关系 · 业务线（设备专项默认工程主管、楼栋默认客服主管等）：按巡查类型细分汇报线，未配置时回落通用槽位。</w:t>
+        <w:t>巡查打卡审核 · 业务线（设备专项默认工程主管、楼栋默认客服主管等）：按巡查类型细分审核人，未配置时回落默认环节。</w:t>
       </w:r>
     </w:p>
     <w:p>
@@ -2258,7 +2258,7 @@
           <w:color w:val="6B7280"/>
           <w:sz w:val="18"/>
         </w:rPr>
-        <w:t>图 3-5　职责槽位默认绑定（租户级）</w:t>
+        <w:t>图 3-5　环节分工（公司级默认）</w:t>
       </w:r>
     </w:p>
     <w:p>
@@ -2266,7 +2266,7 @@
         <w:pStyle w:val="Heading3"/>
       </w:pPr>
       <w:r>
-        <w:t>3.5.3 打卡审核链：配置打卡要过几级审批</w:t>
+        <w:t>3.5.3 打卡审批流程：配置打卡要过几级审批</w:t>
       </w:r>
     </w:p>
     <w:p>
@@ -2274,7 +2274,7 @@
         <w:rPr>
           <w:b w:val="0"/>
         </w:rPr>
-        <w:t>系统管理 → 审批链管理，定义打卡记录的审批流程（1~5 个环节）。例如配置「汇报线审核 → 项目经理复核」后，每条待审核打卡须先由汇报线主管审核、再由项目经理复核通过才生效；任何一级可驳回。</w:t>
+        <w:t>系统管理 → 审批流程，定义打卡记录的审批流程（1~5 个环节）。例如配置「主管审核 → 项目经理复核」后，每条待审核打卡须先由主管审核、再由项目经理复核通过才生效；任何一级可驳回。</w:t>
       </w:r>
     </w:p>
     <w:p>
@@ -2282,7 +2282,7 @@
         <w:pStyle w:val="ListBullet"/>
       </w:pPr>
       <w:r>
-        <w:t>添加环节：选择环节名称与授权槽位（该环节的审核人 = 槽位绑定岗位的项目在职成员）；</w:t>
+        <w:t>添加环节：填写环节名称并选择审核人（按岗位）（该环节的审核人 = 负责岗位的项目在职成员）；</w:t>
       </w:r>
     </w:p>
     <w:p>
@@ -2298,7 +2298,7 @@
         <w:pStyle w:val="ListBullet"/>
       </w:pPr>
       <w:r>
-        <w:t>项目级差异：个别小区需要不同的审批链，到「小区管理 → 编制 → 职责槽位绑定」底部单独配置。</w:t>
+        <w:t>项目级差异：个别小区需要不同的审批流程，到「小区管理 → 编制 → 打卡审批流程」页签单独配置。</w:t>
       </w:r>
     </w:p>
     <w:p>
@@ -2349,7 +2349,7 @@
           <w:color w:val="6B7280"/>
           <w:sz w:val="18"/>
         </w:rPr>
-        <w:t>图 3-6　审批链管理（两级审核链示例）</w:t>
+        <w:t>图 3-6　审批流程（两级审批示例）</w:t>
       </w:r>
     </w:p>
     <w:p>
@@ -2381,7 +2381,7 @@
         <w:pStyle w:val="ListBullet"/>
       </w:pPr>
       <w:r>
-        <w:t>职责槽位绑定：项目级覆盖——本项目特殊的管理关系在这里单独配置（优先级高于租户默认）；</w:t>
+        <w:t>环节分工：项目级覆盖——本小区特殊的管理关系在这里单独配置（优先级高于公司默认）；</w:t>
       </w:r>
     </w:p>
     <w:p>
@@ -2389,7 +2389,7 @@
         <w:pStyle w:val="ListBullet"/>
       </w:pPr>
       <w:r>
-        <w:t>打卡审核链：项目级审批链覆盖（页面底部）；</w:t>
+        <w:t>打卡审批流程：项目级审批流程覆盖（独立页签，仅对本小区生效）；</w:t>
       </w:r>
     </w:p>
     <w:p>
@@ -2453,54 +2453,6 @@
     </w:p>
     <w:p>
       <w:pPr>
-        <w:pStyle w:val="Heading2"/>
-      </w:pPr>
-      <w:r>
-        <w:t>3.7 点位管理：二维码 / NFC / GPS 围栏三重到点校验</w:t>
-      </w:r>
-    </w:p>
-    <w:p>
-      <w:r>
-        <w:rPr>
-          <w:b w:val="0"/>
-        </w:rPr>
-        <w:t>巡检管理 → 点位管理。每个点位支持三种到点凭证（可组合）：</w:t>
-      </w:r>
-    </w:p>
-    <w:p>
-      <w:pPr>
-        <w:pStyle w:val="ListBullet"/>
-      </w:pPr>
-      <w:r>
-        <w:t>二维码：系统自动编号（如 P000001），批量生成带编号和点位名称的标牌图，打印后张贴到点位现场；</w:t>
-      </w:r>
-    </w:p>
-    <w:p>
-      <w:pPr>
-        <w:pStyle w:val="ListBullet"/>
-      </w:pPr>
-      <w:r>
-        <w:t>NFC：支持手机贴卡识别，App 在任何页面识别到卡片都会自动弹出对应任务（iOS 需手动扫码）；</w:t>
-      </w:r>
-    </w:p>
-    <w:p>
-      <w:pPr>
-        <w:pStyle w:val="ListBullet"/>
-      </w:pPr>
-      <w:r>
-        <w:t>GPS 围栏：无需张贴任何介质，进入点位设定半径（默认 100 米）即可打卡；</w:t>
-      </w:r>
-    </w:p>
-    <w:p>
-      <w:pPr>
-        <w:pStyle w:val="ListBullet"/>
-      </w:pPr>
-      <w:r>
-        <w:t>必拍项：点位挂检查项模板后，可要求指定检查项必须拍照（防"到了不拍"）。</w:t>
-      </w:r>
-    </w:p>
-    <w:p>
-      <w:pPr>
         <w:jc w:val="center"/>
       </w:pPr>
       <w:r>
@@ -2515,7 +2467,7 @@
               <a:graphicData uri="http://schemas.openxmlformats.org/drawingml/2006/picture">
                 <pic:pic>
                   <pic:nvPicPr>
-                    <pic:cNvPr id="0" name="18-ta-points.png"/>
+                    <pic:cNvPr id="0" name="17b-ta-flow-project.png"/>
                     <pic:cNvPicPr/>
                   </pic:nvPicPr>
                   <pic:blipFill>
@@ -2547,24 +2499,15 @@
           <w:color w:val="6B7280"/>
           <w:sz w:val="18"/>
         </w:rPr>
-        <w:t>图 3-8　点位管理</w:t>
+        <w:t>图 3-8　打卡审批流程页签（项目级覆盖，未配置时回落公司/平台默认）</w:t>
       </w:r>
     </w:p>
     <w:p>
+      <w:pPr>
+        <w:pStyle w:val="Heading2"/>
+      </w:pPr>
       <w:r>
-        <w:rPr>
-          <w:color w:val="6B7280"/>
-          <w:sz w:val="19"/>
-        </w:rPr>
-        <w:t>提示：凭证解决"到的是不是这个点位"，围栏解决"人在不在现场"：二维码/NFC 证明点对，GPS 围栏证明人到，两者结合防代巡。</w:t>
-      </w:r>
-    </w:p>
-    <w:p>
-      <w:pPr>
-        <w:pStyle w:val="Heading2"/>
-      </w:pPr>
-      <w:r>
-        <w:t>3.8 巡检计划与任务</w:t>
+        <w:t>3.7 点位管理：二维码 / NFC / GPS 围栏三重到点校验</w:t>
       </w:r>
     </w:p>
     <w:p>
@@ -2572,7 +2515,39 @@
         <w:rPr>
           <w:b w:val="0"/>
         </w:rPr>
-        <w:t>巡检管理 → 巡检计划：选择小区、点位集合、执行人、巡查类型（安全/设备专项/环境/楼栋）、周期与执行时段（如每天 08:00-20:00）。系统每天凌晨自动生成次日任务，也可在任务监控页手动补生成。任务状态自动流转：待开始 → 进行中 → 已完成 / 已逾期。</w:t>
+        <w:t>巡检管理 → 点位管理。每个点位支持三种到点凭证（可组合）：</w:t>
+      </w:r>
+    </w:p>
+    <w:p>
+      <w:pPr>
+        <w:pStyle w:val="ListBullet"/>
+      </w:pPr>
+      <w:r>
+        <w:t>二维码：系统自动编号（如 P000001），批量生成带编号和点位名称的标牌图，打印后张贴到点位现场；</w:t>
+      </w:r>
+    </w:p>
+    <w:p>
+      <w:pPr>
+        <w:pStyle w:val="ListBullet"/>
+      </w:pPr>
+      <w:r>
+        <w:t>NFC：支持手机贴卡识别，App 在任何页面识别到卡片都会自动弹出对应任务（iOS 需手动扫码）；</w:t>
+      </w:r>
+    </w:p>
+    <w:p>
+      <w:pPr>
+        <w:pStyle w:val="ListBullet"/>
+      </w:pPr>
+      <w:r>
+        <w:t>GPS 围栏：无需张贴任何介质，进入点位设定半径（默认 100 米）即可打卡；</w:t>
+      </w:r>
+    </w:p>
+    <w:p>
+      <w:pPr>
+        <w:pStyle w:val="ListBullet"/>
+      </w:pPr>
+      <w:r>
+        <w:t>必拍项：点位挂检查项模板后，可要求指定检查项必须拍照（防"到了不拍"）。</w:t>
       </w:r>
     </w:p>
     <w:p>
@@ -2591,7 +2566,7 @@
               <a:graphicData uri="http://schemas.openxmlformats.org/drawingml/2006/picture">
                 <pic:pic>
                   <pic:nvPicPr>
-                    <pic:cNvPr id="0" name="19-ta-plans.png"/>
+                    <pic:cNvPr id="0" name="18-ta-points.png"/>
                     <pic:cNvPicPr/>
                   </pic:nvPicPr>
                   <pic:blipFill>
@@ -2623,7 +2598,32 @@
           <w:color w:val="6B7280"/>
           <w:sz w:val="18"/>
         </w:rPr>
-        <w:t>图 3-9　巡检计划</w:t>
+        <w:t>图 3-9　点位管理</w:t>
+      </w:r>
+    </w:p>
+    <w:p>
+      <w:r>
+        <w:rPr>
+          <w:color w:val="6B7280"/>
+          <w:sz w:val="19"/>
+        </w:rPr>
+        <w:t>提示：凭证解决"到的是不是这个点位"，围栏解决"人在不在现场"：二维码/NFC 证明点对，GPS 围栏证明人到，两者结合防代巡。</w:t>
+      </w:r>
+    </w:p>
+    <w:p>
+      <w:pPr>
+        <w:pStyle w:val="Heading2"/>
+      </w:pPr>
+      <w:r>
+        <w:t>3.8 巡检计划与任务</w:t>
+      </w:r>
+    </w:p>
+    <w:p>
+      <w:r>
+        <w:rPr>
+          <w:b w:val="0"/>
+        </w:rPr>
+        <w:t>巡检管理 → 巡检计划：选择小区、点位集合、执行人、巡查类型（安全/设备专项/环境/楼栋）、周期与执行时段（如每天 08:00-20:00）。系统每天凌晨自动生成次日任务，也可在任务监控页手动补生成。任务状态自动流转：待开始 → 进行中 → 已完成 / 已逾期。</w:t>
       </w:r>
     </w:p>
     <w:p>
@@ -2642,7 +2642,7 @@
               <a:graphicData uri="http://schemas.openxmlformats.org/drawingml/2006/picture">
                 <pic:pic>
                   <pic:nvPicPr>
-                    <pic:cNvPr id="0" name="20-ta-templates.png"/>
+                    <pic:cNvPr id="0" name="19-ta-plans.png"/>
                     <pic:cNvPicPr/>
                   </pic:nvPicPr>
                   <pic:blipFill>
@@ -2674,31 +2674,7 @@
           <w:color w:val="6B7280"/>
           <w:sz w:val="18"/>
         </w:rPr>
-        <w:t>图 3-10　检查项模板</w:t>
-      </w:r>
-    </w:p>
-    <w:p>
-      <w:pPr>
-        <w:pStyle w:val="Heading2"/>
-      </w:pPr>
-      <w:r>
-        <w:t>3.9 任务监控与巡检记录</w:t>
-      </w:r>
-    </w:p>
-    <w:p>
-      <w:r>
-        <w:rPr>
-          <w:b w:val="0"/>
-        </w:rPr>
-        <w:t>任务监控：实时查看今日/历史任务的执行进度（应巡点位、已巡点位、执行人、状态），逾期任务自动标红。</w:t>
-      </w:r>
-    </w:p>
-    <w:p>
-      <w:r>
-        <w:rPr>
-          <w:b w:val="0"/>
-        </w:rPr>
-        <w:t>巡检记录：每条打卡含打卡时间、方式、距点位距离、逐项检查结果与照片；照片自动带水印（点位/时间/坐标/姓名）。支持按小区/巡检员/结果/疑似作弊筛选；待审核记录在此完成审批（审批链见 3.5.3），也可发起抽查（按比例随机或大模型辅助审核）。</w:t>
+        <w:t>图 3-10　巡检计划</w:t>
       </w:r>
     </w:p>
     <w:p>
@@ -2717,7 +2693,7 @@
               <a:graphicData uri="http://schemas.openxmlformats.org/drawingml/2006/picture">
                 <pic:pic>
                   <pic:nvPicPr>
-                    <pic:cNvPr id="0" name="40-ss-review-detail.png"/>
+                    <pic:cNvPr id="0" name="20-ta-templates.png"/>
                     <pic:cNvPicPr/>
                   </pic:nvPicPr>
                   <pic:blipFill>
@@ -2749,7 +2725,7 @@
           <w:color w:val="6B7280"/>
           <w:sz w:val="18"/>
         </w:rPr>
-        <w:t>图 3-11　打卡详情（逐项结果 + 现场照片 + 定位校验）</w:t>
+        <w:t>图 3-11　检查项模板</w:t>
       </w:r>
     </w:p>
     <w:p>
@@ -2757,7 +2733,7 @@
         <w:pStyle w:val="Heading2"/>
       </w:pPr>
       <w:r>
-        <w:t>3.10 工单管理：异常闭环</w:t>
+        <w:t>3.9 任务监控与巡检记录</w:t>
       </w:r>
     </w:p>
     <w:p>
@@ -2765,7 +2741,15 @@
         <w:rPr>
           <w:b w:val="0"/>
         </w:rPr>
-        <w:t>工单来源有三种：巡检异常自动转单、一线 App 主动上报、前台后台代录。标准闭环：上报 → 分诊（客服主管）→ 派单（工程主管）→ 维修处理 → 完工回传 → 验收 → 闭环；项目可关闭分诊（直接待派单）或开启抢单（维修工从工单池抢单）。全程留痕（流转时间线）并定向通知到下一步处理人。</w:t>
+        <w:t>任务监控：实时查看今日/历史任务的执行进度（应巡点位、已巡点位、执行人、状态），逾期任务自动标红。</w:t>
+      </w:r>
+    </w:p>
+    <w:p>
+      <w:r>
+        <w:rPr>
+          <w:b w:val="0"/>
+        </w:rPr>
+        <w:t>巡检记录：每条打卡含打卡时间、方式、距点位距离、逐项检查结果与照片；照片自动带水印（点位/时间/坐标/姓名）。支持按小区/巡检员/结果/疑似作弊筛选；待审核记录在此完成审批（审批流程见 3.5.3），也可发起抽查（按比例随机或大模型辅助审核）。</w:t>
       </w:r>
     </w:p>
     <w:p>
@@ -2784,7 +2768,7 @@
               <a:graphicData uri="http://schemas.openxmlformats.org/drawingml/2006/picture">
                 <pic:pic>
                   <pic:nvPicPr>
-                    <pic:cNvPr id="0" name="34-pm-workorders.png"/>
+                    <pic:cNvPr id="0" name="40-ss-review-detail.png"/>
                     <pic:cNvPicPr/>
                   </pic:nvPicPr>
                   <pic:blipFill>
@@ -2816,7 +2800,7 @@
           <w:color w:val="6B7280"/>
           <w:sz w:val="18"/>
         </w:rPr>
-        <w:t>图 3-12　工单列表（按状态分栏）</w:t>
+        <w:t>图 3-12　打卡详情（逐项结果 + 现场照片 + 定位校验）</w:t>
       </w:r>
     </w:p>
     <w:p>
@@ -2824,31 +2808,15 @@
         <w:pStyle w:val="Heading2"/>
       </w:pPr>
       <w:r>
-        <w:t>3.11 统计分析与月度报告</w:t>
+        <w:t>3.10 工单管理：异常闭环</w:t>
       </w:r>
     </w:p>
     <w:p>
-      <w:pPr>
-        <w:pStyle w:val="ListBullet"/>
-      </w:pPr>
       <w:r>
-        <w:t>巡检报表：覆盖率、及时率按小区/时间维度统计，可导出 Excel；</w:t>
-      </w:r>
-    </w:p>
-    <w:p>
-      <w:pPr>
-        <w:pStyle w:val="ListBullet"/>
-      </w:pPr>
-      <w:r>
-        <w:t>绩效报表：按巡检员统计任务完成、异常、疑似作弊情况；</w:t>
-      </w:r>
-    </w:p>
-    <w:p>
-      <w:pPr>
-        <w:pStyle w:val="ListBullet"/>
-      </w:pPr>
-      <w:r>
-        <w:t>月度报告：每月自动生成（或手动生成），含检查汇总、分项明细、整改台账、现场照片附件；经 巡检员确认 → 主管签字 → 经理终审 三级电子签署后归档，自动加盖公章并生成正式 PDF，可下载打印。</w:t>
+        <w:rPr>
+          <w:b w:val="0"/>
+        </w:rPr>
+        <w:t>工单来源有三种：巡检异常自动转单、一线 App 主动上报、前台后台代录。标准闭环：上报 → 分诊（客服主管）→ 派单（工程主管）→ 维修处理 → 完工回传 → 验收 → 闭环；项目可关闭分诊（直接待派单）或开启抢单（维修工从工单池抢单）。全程留痕（流转时间线）并定向通知到下一步处理人。</w:t>
       </w:r>
     </w:p>
     <w:p>
@@ -2867,7 +2835,7 @@
               <a:graphicData uri="http://schemas.openxmlformats.org/drawingml/2006/picture">
                 <pic:pic>
                   <pic:nvPicPr>
-                    <pic:cNvPr id="0" name="33-pm-reports.png"/>
+                    <pic:cNvPr id="0" name="34-pm-workorders.png"/>
                     <pic:cNvPicPr/>
                   </pic:nvPicPr>
                   <pic:blipFill>
@@ -2899,7 +2867,39 @@
           <w:color w:val="6B7280"/>
           <w:sz w:val="18"/>
         </w:rPr>
-        <w:t>图 3-13　月度报告列表</w:t>
+        <w:t>图 3-13　工单列表（按状态分栏）</w:t>
+      </w:r>
+    </w:p>
+    <w:p>
+      <w:pPr>
+        <w:pStyle w:val="Heading2"/>
+      </w:pPr>
+      <w:r>
+        <w:t>3.11 统计分析与月度报告</w:t>
+      </w:r>
+    </w:p>
+    <w:p>
+      <w:pPr>
+        <w:pStyle w:val="ListBullet"/>
+      </w:pPr>
+      <w:r>
+        <w:t>巡检报表：覆盖率、及时率按小区/时间维度统计，可导出 Excel；</w:t>
+      </w:r>
+    </w:p>
+    <w:p>
+      <w:pPr>
+        <w:pStyle w:val="ListBullet"/>
+      </w:pPr>
+      <w:r>
+        <w:t>绩效报表：按巡检员统计任务完成、异常、疑似作弊情况；</w:t>
+      </w:r>
+    </w:p>
+    <w:p>
+      <w:pPr>
+        <w:pStyle w:val="ListBullet"/>
+      </w:pPr>
+      <w:r>
+        <w:t>月度报告：每月自动生成（或手动生成），含检查汇总、分项明细、整改台账、现场照片附件；经 巡检员确认 → 主管签字 → 经理终审 三级电子签署后归档，自动加盖公章并生成正式 PDF，可下载打印。</w:t>
       </w:r>
     </w:p>
     <w:p>
@@ -2918,7 +2918,7 @@
               <a:graphicData uri="http://schemas.openxmlformats.org/drawingml/2006/picture">
                 <pic:pic>
                   <pic:nvPicPr>
-                    <pic:cNvPr id="0" name="35-pm-stats.png"/>
+                    <pic:cNvPr id="0" name="33-pm-reports.png"/>
                     <pic:cNvPicPr/>
                   </pic:nvPicPr>
                   <pic:blipFill>
@@ -2950,47 +2950,7 @@
           <w:color w:val="6B7280"/>
           <w:sz w:val="18"/>
         </w:rPr>
-        <w:t>图 3-14　统计分析</w:t>
-      </w:r>
-    </w:p>
-    <w:p>
-      <w:pPr>
-        <w:pStyle w:val="Heading2"/>
-      </w:pPr>
-      <w:r>
-        <w:t>3.12 签章、通知、品牌与日志</w:t>
-      </w:r>
-    </w:p>
-    <w:p>
-      <w:pPr>
-        <w:pStyle w:val="ListBullet"/>
-      </w:pPr>
-      <w:r>
-        <w:t>签章管理：上传公司公章（月报归档盖章用）与员工手写签名；换章自动留版本链，旧报告仍盖旧章，可追溯到签章版本。</w:t>
-      </w:r>
-    </w:p>
-    <w:p>
-      <w:pPr>
-        <w:pStyle w:val="ListBullet"/>
-      </w:pPr>
-      <w:r>
-        <w:t>通知公告：向本公司全员发布公告，App 消息中心可见。</w:t>
-      </w:r>
-    </w:p>
-    <w:p>
-      <w:pPr>
-        <w:pStyle w:val="ListBullet"/>
-      </w:pPr>
-      <w:r>
-        <w:t>企业品牌：自定义公司 LOGO、名称（登录页/报告落款展示），各租户相互独立。</w:t>
-      </w:r>
-    </w:p>
-    <w:p>
-      <w:pPr>
-        <w:pStyle w:val="ListBullet"/>
-      </w:pPr>
-      <w:r>
-        <w:t>日志管理：操作日志与登录日志，按人/模块/时间检索，可导出。</w:t>
+        <w:t>图 3-14　月度报告列表</w:t>
       </w:r>
     </w:p>
     <w:p>
@@ -3009,7 +2969,7 @@
               <a:graphicData uri="http://schemas.openxmlformats.org/drawingml/2006/picture">
                 <pic:pic>
                   <pic:nvPicPr>
-                    <pic:cNvPr id="0" name="21-ta-sign-assets.png"/>
+                    <pic:cNvPr id="0" name="35-pm-stats.png"/>
                     <pic:cNvPicPr/>
                   </pic:nvPicPr>
                   <pic:blipFill>
@@ -3041,7 +3001,47 @@
           <w:color w:val="6B7280"/>
           <w:sz w:val="18"/>
         </w:rPr>
-        <w:t>图 3-15　签章管理</w:t>
+        <w:t>图 3-15　统计分析</w:t>
+      </w:r>
+    </w:p>
+    <w:p>
+      <w:pPr>
+        <w:pStyle w:val="Heading2"/>
+      </w:pPr>
+      <w:r>
+        <w:t>3.12 签章、通知、品牌与日志</w:t>
+      </w:r>
+    </w:p>
+    <w:p>
+      <w:pPr>
+        <w:pStyle w:val="ListBullet"/>
+      </w:pPr>
+      <w:r>
+        <w:t>签章管理：上传公司公章（月报归档盖章用）与员工手写签名；换章自动留版本链，旧报告仍盖旧章，可追溯到签章版本。</w:t>
+      </w:r>
+    </w:p>
+    <w:p>
+      <w:pPr>
+        <w:pStyle w:val="ListBullet"/>
+      </w:pPr>
+      <w:r>
+        <w:t>通知公告：向本公司全员发布公告，App 消息中心可见。</w:t>
+      </w:r>
+    </w:p>
+    <w:p>
+      <w:pPr>
+        <w:pStyle w:val="ListBullet"/>
+      </w:pPr>
+      <w:r>
+        <w:t>企业品牌：自定义公司 LOGO、名称（登录页/报告落款展示），各租户相互独立。</w:t>
+      </w:r>
+    </w:p>
+    <w:p>
+      <w:pPr>
+        <w:pStyle w:val="ListBullet"/>
+      </w:pPr>
+      <w:r>
+        <w:t>日志管理：操作日志与登录日志，按人/模块/时间检索，可导出。</w:t>
       </w:r>
     </w:p>
     <w:p>
@@ -3060,7 +3060,7 @@
               <a:graphicData uri="http://schemas.openxmlformats.org/drawingml/2006/picture">
                 <pic:pic>
                   <pic:nvPicPr>
-                    <pic:cNvPr id="0" name="22-ta-notices.png"/>
+                    <pic:cNvPr id="0" name="21-ta-sign-assets.png"/>
                     <pic:cNvPicPr/>
                   </pic:nvPicPr>
                   <pic:blipFill>
@@ -3092,7 +3092,7 @@
           <w:color w:val="6B7280"/>
           <w:sz w:val="18"/>
         </w:rPr>
-        <w:t>图 3-16　通知公告</w:t>
+        <w:t>图 3-16　签章管理</w:t>
       </w:r>
     </w:p>
     <w:p>
@@ -3111,7 +3111,7 @@
               <a:graphicData uri="http://schemas.openxmlformats.org/drawingml/2006/picture">
                 <pic:pic>
                   <pic:nvPicPr>
-                    <pic:cNvPr id="0" name="23-ta-brand.png"/>
+                    <pic:cNvPr id="0" name="22-ta-notices.png"/>
                     <pic:cNvPicPr/>
                   </pic:nvPicPr>
                   <pic:blipFill>
@@ -3143,68 +3143,7 @@
           <w:color w:val="6B7280"/>
           <w:sz w:val="18"/>
         </w:rPr>
-        <w:t>图 3-17　企业品牌配置</w:t>
-      </w:r>
-    </w:p>
-    <w:p>
-      <w:r>
-        <w:br w:type="page"/>
-      </w:r>
-    </w:p>
-    <w:p>
-      <w:pPr>
-        <w:pStyle w:val="Heading1"/>
-      </w:pPr>
-      <w:r>
-        <w:t>四、项目经理使用指南</w:t>
-      </w:r>
-    </w:p>
-    <w:p>
-      <w:r>
-        <w:rPr>
-          <w:b w:val="0"/>
-        </w:rPr>
-        <w:t>项目经理是项目第一负责人：不盯每一次打卡，而是通过数据总览和两级终审把关各线主管的工作。登录后数据范围自动限定为所在项目。</w:t>
-      </w:r>
-    </w:p>
-    <w:p>
-      <w:pPr>
-        <w:pStyle w:val="Heading2"/>
-      </w:pPr>
-      <w:r>
-        <w:t>4.1 日常：一屏看项目</w:t>
-      </w:r>
-    </w:p>
-    <w:p>
-      <w:pPr>
-        <w:pStyle w:val="ListBullet"/>
-      </w:pPr>
-      <w:r>
-        <w:t>工作台：本项目今日完成率、进行中任务、待处理异常、逾期任务，以及近 7 天趋势；</w:t>
-      </w:r>
-    </w:p>
-    <w:p>
-      <w:pPr>
-        <w:pStyle w:val="ListBullet"/>
-      </w:pPr>
-      <w:r>
-        <w:t>任务监控：哪些任务没完成、谁逾期了，一目了然；</w:t>
-      </w:r>
-    </w:p>
-    <w:p>
-      <w:pPr>
-        <w:pStyle w:val="ListBullet"/>
-      </w:pPr>
-      <w:r>
-        <w:t>工单列表：本项目全部工单的状态分布与处理进度；</w:t>
-      </w:r>
-    </w:p>
-    <w:p>
-      <w:pPr>
-        <w:pStyle w:val="ListBullet"/>
-      </w:pPr>
-      <w:r>
-        <w:t>统计分析：覆盖率/及时率/绩效报表，用于周会通报与考核。</w:t>
+        <w:t>图 3-17　通知公告</w:t>
       </w:r>
     </w:p>
     <w:p>
@@ -3223,7 +3162,7 @@
               <a:graphicData uri="http://schemas.openxmlformats.org/drawingml/2006/picture">
                 <pic:pic>
                   <pic:nvPicPr>
-                    <pic:cNvPr id="0" name="30-pm-dashboard.png"/>
+                    <pic:cNvPr id="0" name="23-ta-brand.png"/>
                     <pic:cNvPicPr/>
                   </pic:nvPicPr>
                   <pic:blipFill>
@@ -3255,7 +3194,68 @@
           <w:color w:val="6B7280"/>
           <w:sz w:val="18"/>
         </w:rPr>
-        <w:t>图 4-1　项目经理工作台</w:t>
+        <w:t>图 3-18　企业品牌配置</w:t>
+      </w:r>
+    </w:p>
+    <w:p>
+      <w:r>
+        <w:br w:type="page"/>
+      </w:r>
+    </w:p>
+    <w:p>
+      <w:pPr>
+        <w:pStyle w:val="Heading1"/>
+      </w:pPr>
+      <w:r>
+        <w:t>四、项目经理使用指南</w:t>
+      </w:r>
+    </w:p>
+    <w:p>
+      <w:r>
+        <w:rPr>
+          <w:b w:val="0"/>
+        </w:rPr>
+        <w:t>项目经理是项目第一负责人：不盯每一次打卡，而是通过数据总览和两级终审把关各线主管的工作。登录后数据范围自动限定为所在项目。</w:t>
+      </w:r>
+    </w:p>
+    <w:p>
+      <w:pPr>
+        <w:pStyle w:val="Heading2"/>
+      </w:pPr>
+      <w:r>
+        <w:t>4.1 日常：一屏看项目</w:t>
+      </w:r>
+    </w:p>
+    <w:p>
+      <w:pPr>
+        <w:pStyle w:val="ListBullet"/>
+      </w:pPr>
+      <w:r>
+        <w:t>工作台：本项目今日完成率、进行中任务、待处理异常、逾期任务，以及近 7 天趋势；</w:t>
+      </w:r>
+    </w:p>
+    <w:p>
+      <w:pPr>
+        <w:pStyle w:val="ListBullet"/>
+      </w:pPr>
+      <w:r>
+        <w:t>任务监控：哪些任务没完成、谁逾期了，一目了然；</w:t>
+      </w:r>
+    </w:p>
+    <w:p>
+      <w:pPr>
+        <w:pStyle w:val="ListBullet"/>
+      </w:pPr>
+      <w:r>
+        <w:t>工单列表：本项目全部工单的状态分布与处理进度；</w:t>
+      </w:r>
+    </w:p>
+    <w:p>
+      <w:pPr>
+        <w:pStyle w:val="ListBullet"/>
+      </w:pPr>
+      <w:r>
+        <w:t>统计分析：覆盖率/及时率/绩效报表，用于周会通报与考核。</w:t>
       </w:r>
     </w:p>
     <w:p>
@@ -3274,7 +3274,7 @@
               <a:graphicData uri="http://schemas.openxmlformats.org/drawingml/2006/picture">
                 <pic:pic>
                   <pic:nvPicPr>
-                    <pic:cNvPr id="0" name="31-pm-tasks.png"/>
+                    <pic:cNvPr id="0" name="30-pm-dashboard.png"/>
                     <pic:cNvPicPr/>
                   </pic:nvPicPr>
                   <pic:blipFill>
@@ -3306,96 +3306,7 @@
           <w:color w:val="6B7280"/>
           <w:sz w:val="18"/>
         </w:rPr>
-        <w:t>图 4-2　任务监控</w:t>
-      </w:r>
-    </w:p>
-    <w:p>
-      <w:pPr>
-        <w:pStyle w:val="Heading2"/>
-      </w:pPr>
-      <w:r>
-        <w:t>4.2 审批：审核链复核 + 月报终审</w:t>
-      </w:r>
-    </w:p>
-    <w:p>
-      <w:pPr>
-        <w:pStyle w:val="ListBullet"/>
-      </w:pPr>
-      <w:r>
-        <w:t>打卡复核：若公司配置了多级审核链（如"汇报线审核 → 项目经理复核"），主管审过的打卡会进入你的待办（同时收到站内通知），在 巡检记录 → 待审核 中完成复核；</w:t>
-      </w:r>
-    </w:p>
-    <w:p>
-      <w:pPr>
-        <w:pStyle w:val="ListBullet"/>
-      </w:pPr>
-      <w:r>
-        <w:t>月报终审：月度报告经巡检员确认、主管签字后流转到你，在 统计分析 → 月度报告 中审阅并电子签署，终审后报告自动加盖公章归档，不可再改（重算需重新生成并重走签字）。</w:t>
-      </w:r>
-    </w:p>
-    <w:p>
-      <w:r>
-        <w:rPr>
-          <w:color w:val="6B7280"/>
-          <w:sz w:val="19"/>
-        </w:rPr>
-        <w:t>提示：若当前环节不属于你，审核按钮会被服务端拦截并提示"不在该环节授权名单内"——审批顺序由审核链严格保证。</w:t>
-      </w:r>
-    </w:p>
-    <w:p>
-      <w:pPr>
-        <w:pStyle w:val="Heading1"/>
-      </w:pPr>
-      <w:r>
-        <w:t>五、安全主管使用指南</w:t>
-      </w:r>
-    </w:p>
-    <w:p>
-      <w:r>
-        <w:rPr>
-          <w:b w:val="0"/>
-        </w:rPr>
-        <w:t>安全主管管理巡检员与安全巡查线：每天的打卡质量由你把关，异常与逾期最先通知到你。</w:t>
-      </w:r>
-    </w:p>
-    <w:p>
-      <w:pPr>
-        <w:pStyle w:val="Heading2"/>
-      </w:pPr>
-      <w:r>
-        <w:t>5.1 打卡审核（每日核心工作）</w:t>
-      </w:r>
-    </w:p>
-    <w:p>
-      <w:pPr>
-        <w:pStyle w:val="ListBullet"/>
-      </w:pPr>
-      <w:r>
-        <w:t>进入 巡检管理 → 巡检记录 → 待审核，逐条查看打卡照片、逐项结果、定位距离，决定通过或打回（打回须填原因，巡检员会收到通知要求补巡）；</w:t>
-      </w:r>
-    </w:p>
-    <w:p>
-      <w:pPr>
-        <w:pStyle w:val="ListBullet"/>
-      </w:pPr>
-      <w:r>
-        <w:t>批量通过：勾选多条记录一键通过（按审核链各推进一步）；</w:t>
-      </w:r>
-    </w:p>
-    <w:p>
-      <w:pPr>
-        <w:pStyle w:val="ListBullet"/>
-      </w:pPr>
-      <w:r>
-        <w:t>发起抽查：按比例随机抽取已通过的记录重新送审，也可开启大模型辅助审核（系统自动判断照片清晰度与匹配度）；</w:t>
-      </w:r>
-    </w:p>
-    <w:p>
-      <w:pPr>
-        <w:pStyle w:val="ListBullet"/>
-      </w:pPr>
-      <w:r>
-        <w:t>撤销审核：误判可撤销，记录回到待审核重新走审批链。</w:t>
+        <w:t>图 4-1　项目经理工作台</w:t>
       </w:r>
     </w:p>
     <w:p>
@@ -3414,7 +3325,7 @@
               <a:graphicData uri="http://schemas.openxmlformats.org/drawingml/2006/picture">
                 <pic:pic>
                   <pic:nvPicPr>
-                    <pic:cNvPr id="0" name="41-ss-tasks.png"/>
+                    <pic:cNvPr id="0" name="31-pm-tasks.png"/>
                     <pic:cNvPicPr/>
                   </pic:nvPicPr>
                   <pic:blipFill>
@@ -3446,7 +3357,7 @@
           <w:color w:val="6B7280"/>
           <w:sz w:val="18"/>
         </w:rPr>
-        <w:t>图 5-1　安全主管任务监控</w:t>
+        <w:t>图 4-2　任务监控</w:t>
       </w:r>
     </w:p>
     <w:p>
@@ -3454,7 +3365,7 @@
         <w:pStyle w:val="Heading2"/>
       </w:pPr>
       <w:r>
-        <w:t>5.2 催办与异常跟进</w:t>
+        <w:t>4.2 审批：打卡复核 + 月报终审</w:t>
       </w:r>
     </w:p>
     <w:p>
@@ -3462,7 +3373,7 @@
         <w:pStyle w:val="ListBullet"/>
       </w:pPr>
       <w:r>
-        <w:t>催办：发现任务迟迟未开始，在任务详情一键催办，巡检员 App 立即收到提醒；</w:t>
+        <w:t>打卡复核：若公司配置了多级审批流程（如"主管审核 → 项目经理复核"），主管审过的打卡会进入你的待办（同时收到站内通知），在 巡检记录 → 待审核 中完成复核；</w:t>
       </w:r>
     </w:p>
     <w:p>
@@ -3470,23 +3381,24 @@
         <w:pStyle w:val="ListBullet"/>
       </w:pPr>
       <w:r>
-        <w:t>异常打卡：巡检员上报异常时，你第一时间收到「异常打卡待处理」通知，可跟踪其自动转出的工单处理进展；</w:t>
+        <w:t>月报终审：月度报告经巡检员确认、主管签字后流转到你，在 统计分析 → 月度报告 中审阅并电子签署，终审后报告自动加盖公章归档，不可再改（重算需重新生成并重走签字）。</w:t>
       </w:r>
     </w:p>
     <w:p>
-      <w:pPr>
-        <w:pStyle w:val="ListBullet"/>
-      </w:pPr>
       <w:r>
-        <w:t>逾期提醒：每天逾期翻转后，你会收到本项目安全巡查线的逾期汇总提醒。</w:t>
+        <w:rPr>
+          <w:color w:val="6B7280"/>
+          <w:sz w:val="19"/>
+        </w:rPr>
+        <w:t>提示：若当前环节不属于你，审核按钮会被服务端拦截并提示"不在该环节授权名单内"——审批顺序由审批流程严格保证。</w:t>
       </w:r>
     </w:p>
     <w:p>
       <w:pPr>
-        <w:pStyle w:val="Heading2"/>
+        <w:pStyle w:val="Heading1"/>
       </w:pPr>
       <w:r>
-        <w:t>5.3 月报主管级签字</w:t>
+        <w:t>五、安全主管使用指南</w:t>
       </w:r>
     </w:p>
     <w:p>
@@ -3494,31 +3406,31 @@
         <w:rPr>
           <w:b w:val="0"/>
         </w:rPr>
-        <w:t>月度报告经全体巡检员确认后流转到主管级，在 统计分析 → 月度报告 中审阅数据真实性后电子签署（可使用 App 预先录入手写签名）。</w:t>
+        <w:t>安全主管管理巡检员与安全巡查线：每天的打卡质量由你把关，异常与逾期最先通知到你。</w:t>
       </w:r>
     </w:p>
     <w:p>
       <w:pPr>
-        <w:pStyle w:val="Heading1"/>
+        <w:pStyle w:val="Heading2"/>
       </w:pPr>
       <w:r>
-        <w:t>六、工程主管使用指南</w:t>
+        <w:t>5.1 打卡审核（每日核心工作）</w:t>
       </w:r>
     </w:p>
     <w:p>
+      <w:pPr>
+        <w:pStyle w:val="ListBullet"/>
+      </w:pPr>
       <w:r>
-        <w:rPr>
-          <w:b w:val="0"/>
-        </w:rPr>
-        <w:t>工程主管管理维修工与设备设施线：设备专项巡查的审核 + 全部工单的派单。</w:t>
+        <w:t>进入 巡检管理 → 巡检记录 → 待审核，逐条查看打卡照片、逐项结果、定位距离，决定通过或打回（打回须填原因，巡检员会收到通知要求补巡）；</w:t>
       </w:r>
     </w:p>
     <w:p>
       <w:pPr>
-        <w:pStyle w:val="Heading2"/>
+        <w:pStyle w:val="ListBullet"/>
       </w:pPr>
       <w:r>
-        <w:t>6.1 工单派单</w:t>
+        <w:t>批量通过：勾选多条记录一键通过（按审批流程各推进一步）；</w:t>
       </w:r>
     </w:p>
     <w:p>
@@ -3526,7 +3438,7 @@
         <w:pStyle w:val="ListBullet"/>
       </w:pPr>
       <w:r>
-        <w:t>进入 工单管理 → 工单列表 → 待派单，打开工单详情点击「派单」；</w:t>
+        <w:t>发起抽查：按比例随机抽取已通过的记录重新送审，也可开启大模型辅助审核（系统自动判断照片清晰度与匹配度）；</w:t>
       </w:r>
     </w:p>
     <w:p>
@@ -3534,15 +3446,7 @@
         <w:pStyle w:val="ListBullet"/>
       </w:pPr>
       <w:r>
-        <w:t>候选人自动列出本项目「工单接单」槽位成员（默认维修工岗位的在职成员），选择处理人并填写要求（如"今天内处理"）；</w:t>
-      </w:r>
-    </w:p>
-    <w:p>
-      <w:pPr>
-        <w:pStyle w:val="ListBullet"/>
-      </w:pPr>
-      <w:r>
-        <w:t>派单后工单进入"处理中"，维修工 App 收到指派通知；维修完工后由报单方验收，验收不通过退回返工。</w:t>
+        <w:t>撤销审核：误判可撤销，记录回到待审核重新走审批流程。</w:t>
       </w:r>
     </w:p>
     <w:p>
@@ -3561,7 +3465,7 @@
               <a:graphicData uri="http://schemas.openxmlformats.org/drawingml/2006/picture">
                 <pic:pic>
                   <pic:nvPicPr>
-                    <pic:cNvPr id="0" name="50b-eng-dispatch-dialog.png"/>
+                    <pic:cNvPr id="0" name="41-ss-tasks.png"/>
                     <pic:cNvPicPr/>
                   </pic:nvPicPr>
                   <pic:blipFill>
@@ -3593,7 +3497,7 @@
           <w:color w:val="6B7280"/>
           <w:sz w:val="18"/>
         </w:rPr>
-        <w:t>图 6-1　派单（候选人为接单槽位名单成员）</w:t>
+        <w:t>图 5-1　安全主管任务监控</w:t>
       </w:r>
     </w:p>
     <w:p>
@@ -3601,7 +3505,39 @@
         <w:pStyle w:val="Heading2"/>
       </w:pPr>
       <w:r>
-        <w:t>6.2 设备专项巡查审核</w:t>
+        <w:t>5.2 催办与异常跟进</w:t>
+      </w:r>
+    </w:p>
+    <w:p>
+      <w:pPr>
+        <w:pStyle w:val="ListBullet"/>
+      </w:pPr>
+      <w:r>
+        <w:t>催办：发现任务迟迟未开始，在任务详情一键催办，巡检员 App 立即收到提醒；</w:t>
+      </w:r>
+    </w:p>
+    <w:p>
+      <w:pPr>
+        <w:pStyle w:val="ListBullet"/>
+      </w:pPr>
+      <w:r>
+        <w:t>异常打卡：巡检员上报异常时，你第一时间收到「异常打卡待处理」通知，可跟踪其自动转出的工单处理进展；</w:t>
+      </w:r>
+    </w:p>
+    <w:p>
+      <w:pPr>
+        <w:pStyle w:val="ListBullet"/>
+      </w:pPr>
+      <w:r>
+        <w:t>逾期提醒：每天逾期翻转后，你会收到本项目安全巡查线的逾期汇总提醒。</w:t>
+      </w:r>
+    </w:p>
+    <w:p>
+      <w:pPr>
+        <w:pStyle w:val="Heading2"/>
+      </w:pPr>
+      <w:r>
+        <w:t>5.3 月报主管级签字</w:t>
       </w:r>
     </w:p>
     <w:p>
@@ -3609,7 +3545,7 @@
         <w:rPr>
           <w:b w:val="0"/>
         </w:rPr>
-        <w:t>维修工执行的设备专项巡查（配电房/水泵房/电梯机房等），其打卡审核归口工程主管——与安全巡查的审核归口（安全主管）相互独立，在 巡检记录 → 待审核 中处理，操作方式与安全主管相同。设备类异常会自动通知到你。</w:t>
+        <w:t>月度报告经全体巡检员确认后流转到主管级，在 统计分析 → 月度报告 中审阅数据真实性后电子签署（可使用 App 预先录入手写签名）。</w:t>
       </w:r>
     </w:p>
     <w:p>
@@ -3617,7 +3553,7 @@
         <w:pStyle w:val="Heading1"/>
       </w:pPr>
       <w:r>
-        <w:t>七、客服主管使用指南</w:t>
+        <w:t>六、工程主管使用指南</w:t>
       </w:r>
     </w:p>
     <w:p>
@@ -3625,7 +3561,7 @@
         <w:rPr>
           <w:b w:val="0"/>
         </w:rPr>
-        <w:t>客服主管管理前台接待与楼管员：所有上报工单先到你这里分诊。</w:t>
+        <w:t>工程主管管理维修工与设备设施线：设备专项巡查的审核 + 全部工单的派单。</w:t>
       </w:r>
     </w:p>
     <w:p>
@@ -3633,7 +3569,7 @@
         <w:pStyle w:val="Heading2"/>
       </w:pPr>
       <w:r>
-        <w:t>7.1 工单分诊</w:t>
+        <w:t>6.1 工单派单</w:t>
       </w:r>
     </w:p>
     <w:p>
@@ -3641,7 +3577,7 @@
         <w:pStyle w:val="ListBullet"/>
       </w:pPr>
       <w:r>
-        <w:t>进入 工单管理 → 工单列表 → 待分诊，逐单判断：属实 → 通过（可定优先级、填分类）转入待派单；不属实或重复 → 驳回（填原因）工单作废并通知报单人；</w:t>
+        <w:t>进入 工单管理 → 工单列表 → 待派单，打开工单详情点击「派单」；</w:t>
       </w:r>
     </w:p>
     <w:p>
@@ -3649,7 +3585,15 @@
         <w:pStyle w:val="ListBullet"/>
       </w:pPr>
       <w:r>
-        <w:t>楼栋巡查线（楼管员）的打卡审核同样归口客服主管，操作同安全主管。</w:t>
+        <w:t>候选人自动列出本项目「工单接单」环节名单（默认维修工岗位的在职成员），选择处理人并填写要求（如"今天内处理"）；</w:t>
+      </w:r>
+    </w:p>
+    <w:p>
+      <w:pPr>
+        <w:pStyle w:val="ListBullet"/>
+      </w:pPr>
+      <w:r>
+        <w:t>派单后工单进入"处理中"，维修工 App 收到指派通知；维修完工后由报单方验收，验收不通过退回返工。</w:t>
       </w:r>
     </w:p>
     <w:p>
@@ -3668,7 +3612,7 @@
               <a:graphicData uri="http://schemas.openxmlformats.org/drawingml/2006/picture">
                 <pic:pic>
                   <pic:nvPicPr>
-                    <pic:cNvPr id="0" name="60-cs-triage.png"/>
+                    <pic:cNvPr id="0" name="50b-eng-dispatch-dialog.png"/>
                     <pic:cNvPicPr/>
                   </pic:nvPicPr>
                   <pic:blipFill>
@@ -3700,6 +3644,113 @@
           <w:color w:val="6B7280"/>
           <w:sz w:val="18"/>
         </w:rPr>
+        <w:t>图 6-1　派单（候选人为接单环节名单成员）</w:t>
+      </w:r>
+    </w:p>
+    <w:p>
+      <w:pPr>
+        <w:pStyle w:val="Heading2"/>
+      </w:pPr>
+      <w:r>
+        <w:t>6.2 设备专项巡查审核</w:t>
+      </w:r>
+    </w:p>
+    <w:p>
+      <w:r>
+        <w:rPr>
+          <w:b w:val="0"/>
+        </w:rPr>
+        <w:t>维修工执行的设备专项巡查（配电房/水泵房/电梯机房等），其打卡审核归口工程主管——与安全巡查的审核归口（安全主管）相互独立，在 巡检记录 → 待审核 中处理，操作方式与安全主管相同。设备类异常会自动通知到你。</w:t>
+      </w:r>
+    </w:p>
+    <w:p>
+      <w:pPr>
+        <w:pStyle w:val="Heading1"/>
+      </w:pPr>
+      <w:r>
+        <w:t>七、客服主管使用指南</w:t>
+      </w:r>
+    </w:p>
+    <w:p>
+      <w:r>
+        <w:rPr>
+          <w:b w:val="0"/>
+        </w:rPr>
+        <w:t>客服主管管理前台接待与楼管员：所有上报工单先到你这里分诊。</w:t>
+      </w:r>
+    </w:p>
+    <w:p>
+      <w:pPr>
+        <w:pStyle w:val="Heading2"/>
+      </w:pPr>
+      <w:r>
+        <w:t>7.1 工单分诊</w:t>
+      </w:r>
+    </w:p>
+    <w:p>
+      <w:pPr>
+        <w:pStyle w:val="ListBullet"/>
+      </w:pPr>
+      <w:r>
+        <w:t>进入 工单管理 → 工单列表 → 待分诊，逐单判断：属实 → 通过（可定优先级、填分类）转入待派单；不属实或重复 → 驳回（填原因）工单作废并通知报单人；</w:t>
+      </w:r>
+    </w:p>
+    <w:p>
+      <w:pPr>
+        <w:pStyle w:val="ListBullet"/>
+      </w:pPr>
+      <w:r>
+        <w:t>楼栋巡查线（楼管员）的打卡审核同样归口客服主管，操作同安全主管。</w:t>
+      </w:r>
+    </w:p>
+    <w:p>
+      <w:pPr>
+        <w:jc w:val="center"/>
+      </w:pPr>
+      <w:r>
+        <w:drawing>
+          <wp:inline xmlns:a="http://schemas.openxmlformats.org/drawingml/2006/main" xmlns:pic="http://schemas.openxmlformats.org/drawingml/2006/picture">
+            <wp:extent cx="5580000" cy="3138750"/>
+            <wp:docPr id="24" name="Picture 24"/>
+            <wp:cNvGraphicFramePr>
+              <a:graphicFrameLocks noChangeAspect="1"/>
+            </wp:cNvGraphicFramePr>
+            <a:graphic>
+              <a:graphicData uri="http://schemas.openxmlformats.org/drawingml/2006/picture">
+                <pic:pic>
+                  <pic:nvPicPr>
+                    <pic:cNvPr id="0" name="60-cs-triage.png"/>
+                    <pic:cNvPicPr/>
+                  </pic:nvPicPr>
+                  <pic:blipFill>
+                    <a:blip r:embed="rId32"/>
+                    <a:stretch>
+                      <a:fillRect/>
+                    </a:stretch>
+                  </pic:blipFill>
+                  <pic:spPr>
+                    <a:xfrm>
+                      <a:off x="0" y="0"/>
+                      <a:ext cx="5580000" cy="3138750"/>
+                    </a:xfrm>
+                    <a:prstGeom prst="rect"/>
+                  </pic:spPr>
+                </pic:pic>
+              </a:graphicData>
+            </a:graphic>
+          </wp:inline>
+        </w:drawing>
+      </w:r>
+    </w:p>
+    <w:p>
+      <w:pPr>
+        <w:jc w:val="center"/>
+      </w:pPr>
+      <w:r>
+        <w:rPr>
+          <w:color w:val="6B7280"/>
+          <w:sz w:val="18"/>
+        </w:rPr>
         <w:t>图 7-1　工单分诊入口</w:t>
       </w:r>
     </w:p>
@@ -3767,7 +3818,7 @@
         <w:drawing>
           <wp:inline xmlns:a="http://schemas.openxmlformats.org/drawingml/2006/main" xmlns:pic="http://schemas.openxmlformats.org/drawingml/2006/picture">
             <wp:extent cx="3060000" cy="6622609"/>
-            <wp:docPr id="24" name="Picture 24"/>
+            <wp:docPr id="25" name="Picture 25"/>
             <wp:cNvGraphicFramePr>
               <a:graphicFrameLocks noChangeAspect="1"/>
             </wp:cNvGraphicFramePr>
@@ -3776,134 +3827,6 @@
                 <pic:pic>
                   <pic:nvPicPr>
                     <pic:cNvPr id="0" name="a13-bm-report.png"/>
-                    <pic:cNvPicPr/>
-                  </pic:nvPicPr>
-                  <pic:blipFill>
-                    <a:blip r:embed="rId32"/>
-                    <a:stretch>
-                      <a:fillRect/>
-                    </a:stretch>
-                  </pic:blipFill>
-                  <pic:spPr>
-                    <a:xfrm>
-                      <a:off x="0" y="0"/>
-                      <a:ext cx="3060000" cy="6622609"/>
-                    </a:xfrm>
-                    <a:prstGeom prst="rect"/>
-                  </pic:spPr>
-                </pic:pic>
-              </a:graphicData>
-            </a:graphic>
-          </wp:inline>
-        </w:drawing>
-      </w:r>
-    </w:p>
-    <w:p>
-      <w:pPr>
-        <w:jc w:val="center"/>
-      </w:pPr>
-      <w:r>
-        <w:rPr>
-          <w:color w:val="6B7280"/>
-          <w:sz w:val="18"/>
-        </w:rPr>
-        <w:t>图 8-1　App 问题上报（楼管员/前台/巡检员均可用）</w:t>
-      </w:r>
-    </w:p>
-    <w:p>
-      <w:pPr>
-        <w:pStyle w:val="Heading2"/>
-      </w:pPr>
-      <w:r>
-        <w:t>8.2 前台接待（App + Web）</w:t>
-      </w:r>
-    </w:p>
-    <w:p>
-      <w:pPr>
-        <w:pStyle w:val="ListBullet"/>
-      </w:pPr>
-      <w:r>
-        <w:t>App 上报：接业主电话/到访报事，用 App 问题上报快速录入；</w:t>
-      </w:r>
-    </w:p>
-    <w:p>
-      <w:pPr>
-        <w:pStyle w:val="ListBullet"/>
-      </w:pPr>
-      <w:r>
-        <w:t>后台代录：也可以在 Web 后台 工单管理 → 前台代录 建单，可直接指定维修工（视同直接派单）。</w:t>
-      </w:r>
-    </w:p>
-    <w:p>
-      <w:r>
-        <w:br w:type="page"/>
-      </w:r>
-    </w:p>
-    <w:p>
-      <w:pPr>
-        <w:pStyle w:val="Heading1"/>
-      </w:pPr>
-      <w:r>
-        <w:t>九、巡检员使用指南（App 全流程）</w:t>
-      </w:r>
-    </w:p>
-    <w:p>
-      <w:r>
-        <w:rPr>
-          <w:b w:val="0"/>
-        </w:rPr>
-        <w:t>巡检员的全部日常工作在 App 完成：看任务 → 到点 → 打卡 → 拍照 → 下一个。设计原则是"一次打卡不超过 30 秒"。</w:t>
-      </w:r>
-    </w:p>
-    <w:p>
-      <w:pPr>
-        <w:pStyle w:val="Heading2"/>
-      </w:pPr>
-      <w:r>
-        <w:t>9.1 登录</w:t>
-      </w:r>
-    </w:p>
-    <w:p>
-      <w:r>
-        <w:rPr>
-          <w:b w:val="0"/>
-        </w:rPr>
-        <w:t>打开 App，输入管理员分配的账号密码登录（首次可用微信登录后绑定账号）。登录后底部五个入口：任务 / 工单 / 扫码 / 消息 / 我的。</w:t>
-      </w:r>
-    </w:p>
-    <w:p>
-      <w:pPr>
-        <w:pStyle w:val="Heading2"/>
-      </w:pPr>
-      <w:r>
-        <w:t>9.2 查看今日任务</w:t>
-      </w:r>
-    </w:p>
-    <w:p>
-      <w:r>
-        <w:rPr>
-          <w:b w:val="0"/>
-        </w:rPr>
-        <w:t>「任务」页显示今日全部巡检任务：小区、计划名称、执行时段、巡查类型与完成进度（已巡/应巡点位数）。支持按巡查类型筛选；下拉刷新获取最新任务。</w:t>
-      </w:r>
-    </w:p>
-    <w:p>
-      <w:pPr>
-        <w:jc w:val="center"/>
-      </w:pPr>
-      <w:r>
-        <w:drawing>
-          <wp:inline xmlns:a="http://schemas.openxmlformats.org/drawingml/2006/main" xmlns:pic="http://schemas.openxmlformats.org/drawingml/2006/picture">
-            <wp:extent cx="3060000" cy="6622609"/>
-            <wp:docPr id="25" name="Picture 25"/>
-            <wp:cNvGraphicFramePr>
-              <a:graphicFrameLocks noChangeAspect="1"/>
-            </wp:cNvGraphicFramePr>
-            <a:graphic>
-              <a:graphicData uri="http://schemas.openxmlformats.org/drawingml/2006/picture">
-                <pic:pic>
-                  <pic:nvPicPr>
-                    <pic:cNvPr id="0" name="a02-xj-tasks.png"/>
                     <pic:cNvPicPr/>
                   </pic:nvPicPr>
                   <pic:blipFill>
@@ -3935,7 +3858,7 @@
           <w:color w:val="6B7280"/>
           <w:sz w:val="18"/>
         </w:rPr>
-        <w:t>图 9-1　今日任务（进度 0/7）</w:t>
+        <w:t>图 8-1　App 问题上报（楼管员/前台/巡检员均可用）</w:t>
       </w:r>
     </w:p>
     <w:p>
@@ -3943,7 +3866,7 @@
         <w:pStyle w:val="Heading2"/>
       </w:pPr>
       <w:r>
-        <w:t>9.3 到点打卡（三种方式）</w:t>
+        <w:t>8.2 前台接待（App + Web）</w:t>
       </w:r>
     </w:p>
     <w:p>
@@ -3951,7 +3874,7 @@
         <w:pStyle w:val="ListBullet"/>
       </w:pPr>
       <w:r>
-        <w:t>扫码打卡：点底部中间扫码按钮，扫描点位二维码标牌，识别成功自动进入该点位打卡页；</w:t>
+        <w:t>App 上报：接业主电话/到访报事，用 App 问题上报快速录入；</w:t>
       </w:r>
     </w:p>
     <w:p>
@@ -3959,23 +3882,20 @@
         <w:pStyle w:val="ListBullet"/>
       </w:pPr>
       <w:r>
-        <w:t>NFC 打卡：手机靠近点位 NFC 标签，App 在任何页面识别到卡片都会自动弹出对应任务（iOS 请用扫码）；</w:t>
+        <w:t>后台代录：也可以在 Web 后台 工单管理 → 前台代录 建单，可直接指定维修工（视同直接派单）。</w:t>
       </w:r>
     </w:p>
     <w:p>
-      <w:pPr>
-        <w:pStyle w:val="ListBullet"/>
-      </w:pPr>
       <w:r>
-        <w:t>围栏打卡：无二维码/NFC 的点位，走到点位附近（围栏半径内）直接打开任务详情打卡，系统校验 GPS 距离。</w:t>
+        <w:br w:type="page"/>
       </w:r>
     </w:p>
     <w:p>
       <w:pPr>
-        <w:pStyle w:val="Heading2"/>
+        <w:pStyle w:val="Heading1"/>
       </w:pPr>
       <w:r>
-        <w:t>9.4 逐项检查与拍照</w:t>
+        <w:t>九、巡检员使用指南（App 全流程）</w:t>
       </w:r>
     </w:p>
     <w:p>
@@ -3983,7 +3903,39 @@
         <w:rPr>
           <w:b w:val="0"/>
         </w:rPr>
-        <w:t>打卡页按模板列出检查项，逐项点选"正常/异常"；标"必拍照片"的项必须拍照才能提交。照片自动叠加水印（点位/时间/坐标/姓名），提交即完成该点位打卡，进度实时更新。</w:t>
+        <w:t>巡检员的全部日常工作在 App 完成：看任务 → 到点 → 打卡 → 拍照 → 下一个。设计原则是"一次打卡不超过 30 秒"。</w:t>
+      </w:r>
+    </w:p>
+    <w:p>
+      <w:pPr>
+        <w:pStyle w:val="Heading2"/>
+      </w:pPr>
+      <w:r>
+        <w:t>9.1 登录</w:t>
+      </w:r>
+    </w:p>
+    <w:p>
+      <w:r>
+        <w:rPr>
+          <w:b w:val="0"/>
+        </w:rPr>
+        <w:t>打开 App，输入管理员分配的账号密码登录（首次可用微信登录后绑定账号）。登录后底部五个入口：任务 / 工单 / 扫码 / 消息 / 我的。</w:t>
+      </w:r>
+    </w:p>
+    <w:p>
+      <w:pPr>
+        <w:pStyle w:val="Heading2"/>
+      </w:pPr>
+      <w:r>
+        <w:t>9.2 查看今日任务</w:t>
+      </w:r>
+    </w:p>
+    <w:p>
+      <w:r>
+        <w:rPr>
+          <w:b w:val="0"/>
+        </w:rPr>
+        <w:t>「任务」页显示今日全部巡检任务：小区、计划名称、执行时段、巡查类型与完成进度（已巡/应巡点位数）。支持按巡查类型筛选；下拉刷新获取最新任务。</w:t>
       </w:r>
     </w:p>
     <w:p>
@@ -4002,7 +3954,7 @@
               <a:graphicData uri="http://schemas.openxmlformats.org/drawingml/2006/picture">
                 <pic:pic>
                   <pic:nvPicPr>
-                    <pic:cNvPr id="0" name="a04-xj-checkin-form.png"/>
+                    <pic:cNvPr id="0" name="a02-xj-tasks.png"/>
                     <pic:cNvPicPr/>
                   </pic:nvPicPr>
                   <pic:blipFill>
@@ -4034,7 +3986,7 @@
           <w:color w:val="6B7280"/>
           <w:sz w:val="18"/>
         </w:rPr>
-        <w:t>图 9-2　打卡页（逐项检查 + 必拍项拍照）</w:t>
+        <w:t>图 9-1　今日任务（进度 0/7）</w:t>
       </w:r>
     </w:p>
     <w:p>
@@ -4042,7 +3994,7 @@
         <w:pStyle w:val="Heading2"/>
       </w:pPr>
       <w:r>
-        <w:t>9.5 发现异常怎么办</w:t>
+        <w:t>9.3 到点打卡（三种方式）</w:t>
       </w:r>
     </w:p>
     <w:p>
@@ -4050,7 +4002,7 @@
         <w:pStyle w:val="ListBullet"/>
       </w:pPr>
       <w:r>
-        <w:t>检查项点"异常"，填写备注并拍照（异常项必须拍照），提交后系统自动生成维修工单并通知主管与派单人，无需另外报修；</w:t>
+        <w:t>扫码打卡：点底部中间扫码按钮，扫描点位二维码标牌，识别成功自动进入该点位打卡页；</w:t>
       </w:r>
     </w:p>
     <w:p>
@@ -4058,15 +4010,23 @@
         <w:pStyle w:val="ListBullet"/>
       </w:pPr>
       <w:r>
-        <w:t>与任务无关的问题（如楼道堆物），用「我的 → 问题上报」主动提交。</w:t>
+        <w:t>NFC 打卡：手机靠近点位 NFC 标签，App 在任何页面识别到卡片都会自动弹出对应任务（iOS 请用扫码）；</w:t>
       </w:r>
     </w:p>
     <w:p>
       <w:pPr>
+        <w:pStyle w:val="ListBullet"/>
+      </w:pPr>
+      <w:r>
+        <w:t>围栏打卡：无二维码/NFC 的点位，走到点位附近（围栏半径内）直接打开任务详情打卡，系统校验 GPS 距离。</w:t>
+      </w:r>
+    </w:p>
+    <w:p>
+      <w:pPr>
         <w:pStyle w:val="Heading2"/>
       </w:pPr>
       <w:r>
-        <w:t>9.6 离线打卡</w:t>
+        <w:t>9.4 逐项检查与拍照</w:t>
       </w:r>
     </w:p>
     <w:p>
@@ -4074,39 +4034,7 @@
         <w:rPr>
           <w:b w:val="0"/>
         </w:rPr>
-        <w:t>地下车库等无信号区域可正常打卡：记录本地暂存（打卡页顶部有暂存提示），回到有信号区域自动/手动补传，打卡时间以现场时间为准。</w:t>
-      </w:r>
-    </w:p>
-    <w:p>
-      <w:pPr>
-        <w:pStyle w:val="Heading2"/>
-      </w:pPr>
-      <w:r>
-        <w:t>9.7 消息与月报确认</w:t>
-      </w:r>
-    </w:p>
-    <w:p>
-      <w:pPr>
-        <w:pStyle w:val="ListBullet"/>
-      </w:pPr>
-      <w:r>
-        <w:t>消息中心：接收催办提醒、审核打回（含原因与补巡要求）、逾期提醒、月报待确认等通知；</w:t>
-      </w:r>
-    </w:p>
-    <w:p>
-      <w:pPr>
-        <w:pStyle w:val="ListBullet"/>
-      </w:pPr>
-      <w:r>
-        <w:t>月报确认：每月初在 App 内对上月份报告进行本人确认（电子签署，可先在手写签名中录入签名）；</w:t>
-      </w:r>
-    </w:p>
-    <w:p>
-      <w:pPr>
-        <w:pStyle w:val="ListBullet"/>
-      </w:pPr>
-      <w:r>
-        <w:t>手写签名：「我的 → 手写签名」一次录入，月报签署时自动使用。</w:t>
+        <w:t>打卡页按模板列出检查项，逐项点选"正常/异常"；标"必拍照片"的项必须拍照才能提交。照片自动叠加水印（点位/时间/坐标/姓名），提交即完成该点位打卡，进度实时更新。</w:t>
       </w:r>
     </w:p>
     <w:p>
@@ -4125,7 +4053,7 @@
               <a:graphicData uri="http://schemas.openxmlformats.org/drawingml/2006/picture">
                 <pic:pic>
                   <pic:nvPicPr>
-                    <pic:cNvPr id="0" name="a07-xj-messages.png"/>
+                    <pic:cNvPr id="0" name="a04-xj-checkin-form.png"/>
                     <pic:cNvPicPr/>
                   </pic:nvPicPr>
                   <pic:blipFill>
@@ -4157,7 +4085,79 @@
           <w:color w:val="6B7280"/>
           <w:sz w:val="18"/>
         </w:rPr>
-        <w:t>图 9-3　消息中心</w:t>
+        <w:t>图 9-2　打卡页（逐项检查 + 必拍项拍照）</w:t>
+      </w:r>
+    </w:p>
+    <w:p>
+      <w:pPr>
+        <w:pStyle w:val="Heading2"/>
+      </w:pPr>
+      <w:r>
+        <w:t>9.5 发现异常怎么办</w:t>
+      </w:r>
+    </w:p>
+    <w:p>
+      <w:pPr>
+        <w:pStyle w:val="ListBullet"/>
+      </w:pPr>
+      <w:r>
+        <w:t>检查项点"异常"，填写备注并拍照（异常项必须拍照），提交后系统自动生成维修工单并通知主管与派单人，无需另外报修；</w:t>
+      </w:r>
+    </w:p>
+    <w:p>
+      <w:pPr>
+        <w:pStyle w:val="ListBullet"/>
+      </w:pPr>
+      <w:r>
+        <w:t>与任务无关的问题（如楼道堆物），用「我的 → 问题上报」主动提交。</w:t>
+      </w:r>
+    </w:p>
+    <w:p>
+      <w:pPr>
+        <w:pStyle w:val="Heading2"/>
+      </w:pPr>
+      <w:r>
+        <w:t>9.6 离线打卡</w:t>
+      </w:r>
+    </w:p>
+    <w:p>
+      <w:r>
+        <w:rPr>
+          <w:b w:val="0"/>
+        </w:rPr>
+        <w:t>地下车库等无信号区域可正常打卡：记录本地暂存（打卡页顶部有暂存提示），回到有信号区域自动/手动补传，打卡时间以现场时间为准。</w:t>
+      </w:r>
+    </w:p>
+    <w:p>
+      <w:pPr>
+        <w:pStyle w:val="Heading2"/>
+      </w:pPr>
+      <w:r>
+        <w:t>9.7 消息与月报确认</w:t>
+      </w:r>
+    </w:p>
+    <w:p>
+      <w:pPr>
+        <w:pStyle w:val="ListBullet"/>
+      </w:pPr>
+      <w:r>
+        <w:t>消息中心：接收催办提醒、审核打回（含原因与补巡要求）、逾期提醒、月报待确认等通知；</w:t>
+      </w:r>
+    </w:p>
+    <w:p>
+      <w:pPr>
+        <w:pStyle w:val="ListBullet"/>
+      </w:pPr>
+      <w:r>
+        <w:t>月报确认：每月初在 App 内对上月份报告进行本人确认（电子签署，可先在手写签名中录入签名）；</w:t>
+      </w:r>
+    </w:p>
+    <w:p>
+      <w:pPr>
+        <w:pStyle w:val="ListBullet"/>
+      </w:pPr>
+      <w:r>
+        <w:t>手写签名：「我的 → 手写签名」一次录入，月报签署时自动使用。</w:t>
       </w:r>
     </w:p>
     <w:p>
@@ -4176,7 +4176,7 @@
               <a:graphicData uri="http://schemas.openxmlformats.org/drawingml/2006/picture">
                 <pic:pic>
                   <pic:nvPicPr>
-                    <pic:cNvPr id="0" name="a05-xj-profile.png"/>
+                    <pic:cNvPr id="0" name="a07-xj-messages.png"/>
                     <pic:cNvPicPr/>
                   </pic:nvPicPr>
                   <pic:blipFill>
@@ -4208,79 +4208,7 @@
           <w:color w:val="6B7280"/>
           <w:sz w:val="18"/>
         </w:rPr>
-        <w:t>图 9-4　「我的」页（问题上报/月度报告/手写签名/修改密码）</w:t>
-      </w:r>
-    </w:p>
-    <w:p>
-      <w:pPr>
-        <w:pStyle w:val="Heading1"/>
-      </w:pPr>
-      <w:r>
-        <w:t>十、维修工使用指南</w:t>
-      </w:r>
-    </w:p>
-    <w:p>
-      <w:r>
-        <w:rPr>
-          <w:b w:val="0"/>
-        </w:rPr>
-        <w:t>维修工两条工作线：设备设施专项巡查（主要日常）+ 接工单维修。</w:t>
-      </w:r>
-    </w:p>
-    <w:p>
-      <w:pPr>
-        <w:pStyle w:val="Heading2"/>
-      </w:pPr>
-      <w:r>
-        <w:t>10.1 设备专项巡查</w:t>
-      </w:r>
-    </w:p>
-    <w:p>
-      <w:r>
-        <w:rPr>
-          <w:b w:val="0"/>
-        </w:rPr>
-        <w:t>与安全巡查相同的方式执行：按计划在配电房/水泵房/电梯机房等设备点位打卡拍照，打卡审核归口工程主管。</w:t>
-      </w:r>
-    </w:p>
-    <w:p>
-      <w:pPr>
-        <w:pStyle w:val="Heading2"/>
-      </w:pPr>
-      <w:r>
-        <w:t>10.2 接工单维修</w:t>
-      </w:r>
-    </w:p>
-    <w:p>
-      <w:pPr>
-        <w:pStyle w:val="ListBullet"/>
-      </w:pPr>
-      <w:r>
-        <w:t>派单：工程主管派单后，App「工单 → 派给我的」出现新工单并有通知；</w:t>
-      </w:r>
-    </w:p>
-    <w:p>
-      <w:pPr>
-        <w:pStyle w:val="ListBullet"/>
-      </w:pPr>
-      <w:r>
-        <w:t>抢单：若项目开启抢单模式，可在「工单 → 工单池」主动抢单；</w:t>
-      </w:r>
-    </w:p>
-    <w:p>
-      <w:pPr>
-        <w:pStyle w:val="ListBullet"/>
-      </w:pPr>
-      <w:r>
-        <w:t>完工：维修完成后在工单详情提交完工说明与完工照片（整改前后对比自动归档），工单转"待验收"；</w:t>
-      </w:r>
-    </w:p>
-    <w:p>
-      <w:pPr>
-        <w:pStyle w:val="ListBullet"/>
-      </w:pPr>
-      <w:r>
-        <w:t>返工：验收不通过会收到退回通知（含原因），重新处理并再次提交。</w:t>
+        <w:t>图 9-3　消息中心</w:t>
       </w:r>
     </w:p>
     <w:p>
@@ -4299,7 +4227,7 @@
               <a:graphicData uri="http://schemas.openxmlformats.org/drawingml/2006/picture">
                 <pic:pic>
                   <pic:nvPicPr>
-                    <pic:cNvPr id="0" name="a10-wx-orders.png"/>
+                    <pic:cNvPr id="0" name="a05-xj-profile.png"/>
                     <pic:cNvPicPr/>
                   </pic:nvPicPr>
                   <pic:blipFill>
@@ -4331,7 +4259,79 @@
           <w:color w:val="6B7280"/>
           <w:sz w:val="18"/>
         </w:rPr>
-        <w:t>图 10-1　维修工工单列表（派给我的）</w:t>
+        <w:t>图 9-4　「我的」页（问题上报/月度报告/手写签名/修改密码）</w:t>
+      </w:r>
+    </w:p>
+    <w:p>
+      <w:pPr>
+        <w:pStyle w:val="Heading1"/>
+      </w:pPr>
+      <w:r>
+        <w:t>十、维修工使用指南</w:t>
+      </w:r>
+    </w:p>
+    <w:p>
+      <w:r>
+        <w:rPr>
+          <w:b w:val="0"/>
+        </w:rPr>
+        <w:t>维修工两条工作线：设备设施专项巡查（主要日常）+ 接工单维修。</w:t>
+      </w:r>
+    </w:p>
+    <w:p>
+      <w:pPr>
+        <w:pStyle w:val="Heading2"/>
+      </w:pPr>
+      <w:r>
+        <w:t>10.1 设备专项巡查</w:t>
+      </w:r>
+    </w:p>
+    <w:p>
+      <w:r>
+        <w:rPr>
+          <w:b w:val="0"/>
+        </w:rPr>
+        <w:t>与安全巡查相同的方式执行：按计划在配电房/水泵房/电梯机房等设备点位打卡拍照，打卡审核归口工程主管。</w:t>
+      </w:r>
+    </w:p>
+    <w:p>
+      <w:pPr>
+        <w:pStyle w:val="Heading2"/>
+      </w:pPr>
+      <w:r>
+        <w:t>10.2 接工单维修</w:t>
+      </w:r>
+    </w:p>
+    <w:p>
+      <w:pPr>
+        <w:pStyle w:val="ListBullet"/>
+      </w:pPr>
+      <w:r>
+        <w:t>派单：工程主管派单后，App「工单 → 派给我的」出现新工单并有通知；</w:t>
+      </w:r>
+    </w:p>
+    <w:p>
+      <w:pPr>
+        <w:pStyle w:val="ListBullet"/>
+      </w:pPr>
+      <w:r>
+        <w:t>抢单：若项目开启抢单模式，可在「工单 → 工单池」主动抢单；</w:t>
+      </w:r>
+    </w:p>
+    <w:p>
+      <w:pPr>
+        <w:pStyle w:val="ListBullet"/>
+      </w:pPr>
+      <w:r>
+        <w:t>完工：维修完成后在工单详情提交完工说明与完工照片（整改前后对比自动归档），工单转"待验收"；</w:t>
+      </w:r>
+    </w:p>
+    <w:p>
+      <w:pPr>
+        <w:pStyle w:val="ListBullet"/>
+      </w:pPr>
+      <w:r>
+        <w:t>返工：验收不通过会收到退回通知（含原因），重新处理并再次提交。</w:t>
       </w:r>
     </w:p>
     <w:p>
@@ -4350,7 +4350,7 @@
               <a:graphicData uri="http://schemas.openxmlformats.org/drawingml/2006/picture">
                 <pic:pic>
                   <pic:nvPicPr>
-                    <pic:cNvPr id="0" name="a11-wx-order-detail.png"/>
+                    <pic:cNvPr id="0" name="a10-wx-orders.png"/>
                     <pic:cNvPicPr/>
                   </pic:nvPicPr>
                   <pic:blipFill>
@@ -4382,6 +4382,57 @@
           <w:color w:val="6B7280"/>
           <w:sz w:val="18"/>
         </w:rPr>
+        <w:t>图 10-1　维修工工单列表（派给我的）</w:t>
+      </w:r>
+    </w:p>
+    <w:p>
+      <w:pPr>
+        <w:jc w:val="center"/>
+      </w:pPr>
+      <w:r>
+        <w:drawing>
+          <wp:inline xmlns:a="http://schemas.openxmlformats.org/drawingml/2006/main" xmlns:pic="http://schemas.openxmlformats.org/drawingml/2006/picture">
+            <wp:extent cx="3060000" cy="6622609"/>
+            <wp:docPr id="31" name="Picture 31"/>
+            <wp:cNvGraphicFramePr>
+              <a:graphicFrameLocks noChangeAspect="1"/>
+            </wp:cNvGraphicFramePr>
+            <a:graphic>
+              <a:graphicData uri="http://schemas.openxmlformats.org/drawingml/2006/picture">
+                <pic:pic>
+                  <pic:nvPicPr>
+                    <pic:cNvPr id="0" name="a11-wx-order-detail.png"/>
+                    <pic:cNvPicPr/>
+                  </pic:nvPicPr>
+                  <pic:blipFill>
+                    <a:blip r:embed="rId39"/>
+                    <a:stretch>
+                      <a:fillRect/>
+                    </a:stretch>
+                  </pic:blipFill>
+                  <pic:spPr>
+                    <a:xfrm>
+                      <a:off x="0" y="0"/>
+                      <a:ext cx="3060000" cy="6622609"/>
+                    </a:xfrm>
+                    <a:prstGeom prst="rect"/>
+                  </pic:spPr>
+                </pic:pic>
+              </a:graphicData>
+            </a:graphic>
+          </wp:inline>
+        </w:drawing>
+      </w:r>
+    </w:p>
+    <w:p>
+      <w:pPr>
+        <w:jc w:val="center"/>
+      </w:pPr>
+      <w:r>
+        <w:rPr>
+          <w:color w:val="6B7280"/>
+          <w:sz w:val="18"/>
+        </w:rPr>
         <w:t>图 10-2　工单详情（处理/完工入口）</w:t>
       </w:r>
     </w:p>
@@ -4414,74 +4465,7 @@
         <w:rPr>
           <w:b w:val="0"/>
         </w:rPr>
-        <w:t>平台管理 → 租户管理 → 开通租户：填写公司名称、公司代码、初始管理员账号。开通时自动复制岗位模板库（岗位 + 职责槽位默认绑定），租户管理员即可登录开始建账。</w:t>
-      </w:r>
-    </w:p>
-    <w:p>
-      <w:pPr>
-        <w:jc w:val="center"/>
-      </w:pPr>
-      <w:r>
-        <w:drawing>
-          <wp:inline xmlns:a="http://schemas.openxmlformats.org/drawingml/2006/main" xmlns:pic="http://schemas.openxmlformats.org/drawingml/2006/picture">
-            <wp:extent cx="5580000" cy="3138750"/>
-            <wp:docPr id="31" name="Picture 31"/>
-            <wp:cNvGraphicFramePr>
-              <a:graphicFrameLocks noChangeAspect="1"/>
-            </wp:cNvGraphicFramePr>
-            <a:graphic>
-              <a:graphicData uri="http://schemas.openxmlformats.org/drawingml/2006/picture">
-                <pic:pic>
-                  <pic:nvPicPr>
-                    <pic:cNvPr id="0" name="01-admin-tenants.png"/>
-                    <pic:cNvPicPr/>
-                  </pic:nvPicPr>
-                  <pic:blipFill>
-                    <a:blip r:embed="rId39"/>
-                    <a:stretch>
-                      <a:fillRect/>
-                    </a:stretch>
-                  </pic:blipFill>
-                  <pic:spPr>
-                    <a:xfrm>
-                      <a:off x="0" y="0"/>
-                      <a:ext cx="5580000" cy="3138750"/>
-                    </a:xfrm>
-                    <a:prstGeom prst="rect"/>
-                  </pic:spPr>
-                </pic:pic>
-              </a:graphicData>
-            </a:graphic>
-          </wp:inline>
-        </w:drawing>
-      </w:r>
-    </w:p>
-    <w:p>
-      <w:pPr>
-        <w:jc w:val="center"/>
-      </w:pPr>
-      <w:r>
-        <w:rPr>
-          <w:color w:val="6B7280"/>
-          <w:sz w:val="18"/>
-        </w:rPr>
-        <w:t>图 11-1　租户管理</w:t>
-      </w:r>
-    </w:p>
-    <w:p>
-      <w:pPr>
-        <w:pStyle w:val="Heading2"/>
-      </w:pPr>
-      <w:r>
-        <w:t>11.2 岗位模板库</w:t>
-      </w:r>
-    </w:p>
-    <w:p>
-      <w:r>
-        <w:rPr>
-          <w:b w:val="0"/>
-        </w:rPr>
-        <w:t>平台管理 → 岗位模板库：维护行业通用岗位模板与职责槽位默认绑定（含平台默认打卡审核链），只作为新开通租户时的初始拷贝源，租户后续的自定义互不影响。</w:t>
+        <w:t>平台管理 → 租户管理 → 开通租户：填写公司名称、公司代码、初始管理员账号。开通时自动复制岗位模板库（岗位 + 环节分工默认），租户管理员即可登录开始建账。</w:t>
       </w:r>
     </w:p>
     <w:p>
@@ -4500,7 +4484,7 @@
               <a:graphicData uri="http://schemas.openxmlformats.org/drawingml/2006/picture">
                 <pic:pic>
                   <pic:nvPicPr>
-                    <pic:cNvPr id="0" name="02-admin-post-templates.png"/>
+                    <pic:cNvPr id="0" name="01-admin-tenants.png"/>
                     <pic:cNvPicPr/>
                   </pic:nvPicPr>
                   <pic:blipFill>
@@ -4532,7 +4516,23 @@
           <w:color w:val="6B7280"/>
           <w:sz w:val="18"/>
         </w:rPr>
-        <w:t>图 11-2　岗位模板库</w:t>
+        <w:t>图 11-1　租户管理</w:t>
+      </w:r>
+    </w:p>
+    <w:p>
+      <w:pPr>
+        <w:pStyle w:val="Heading2"/>
+      </w:pPr>
+      <w:r>
+        <w:t>11.2 岗位模板库</w:t>
+      </w:r>
+    </w:p>
+    <w:p>
+      <w:r>
+        <w:rPr>
+          <w:b w:val="0"/>
+        </w:rPr>
+        <w:t>平台管理 → 岗位模板库：维护行业通用岗位模板与环节分工默认（含平台默认打卡审批流程），只作为新开通租户时的初始拷贝源，租户后续的自定义互不影响。</w:t>
       </w:r>
     </w:p>
     <w:p>
@@ -4551,7 +4551,7 @@
               <a:graphicData uri="http://schemas.openxmlformats.org/drawingml/2006/picture">
                 <pic:pic>
                   <pic:nvPicPr>
-                    <pic:cNvPr id="0" name="03-admin-template-duty.png"/>
+                    <pic:cNvPr id="0" name="02-admin-post-templates.png"/>
                     <pic:cNvPicPr/>
                   </pic:nvPicPr>
                   <pic:blipFill>
@@ -4583,6 +4583,57 @@
           <w:color w:val="6B7280"/>
           <w:sz w:val="18"/>
         </w:rPr>
+        <w:t>图 11-2　岗位模板库</w:t>
+      </w:r>
+    </w:p>
+    <w:p>
+      <w:pPr>
+        <w:jc w:val="center"/>
+      </w:pPr>
+      <w:r>
+        <w:drawing>
+          <wp:inline xmlns:a="http://schemas.openxmlformats.org/drawingml/2006/main" xmlns:pic="http://schemas.openxmlformats.org/drawingml/2006/picture">
+            <wp:extent cx="5580000" cy="3138750"/>
+            <wp:docPr id="34" name="Picture 34"/>
+            <wp:cNvGraphicFramePr>
+              <a:graphicFrameLocks noChangeAspect="1"/>
+            </wp:cNvGraphicFramePr>
+            <a:graphic>
+              <a:graphicData uri="http://schemas.openxmlformats.org/drawingml/2006/picture">
+                <pic:pic>
+                  <pic:nvPicPr>
+                    <pic:cNvPr id="0" name="03-admin-template-duty.png"/>
+                    <pic:cNvPicPr/>
+                  </pic:nvPicPr>
+                  <pic:blipFill>
+                    <a:blip r:embed="rId42"/>
+                    <a:stretch>
+                      <a:fillRect/>
+                    </a:stretch>
+                  </pic:blipFill>
+                  <pic:spPr>
+                    <a:xfrm>
+                      <a:off x="0" y="0"/>
+                      <a:ext cx="5580000" cy="3138750"/>
+                    </a:xfrm>
+                    <a:prstGeom prst="rect"/>
+                  </pic:spPr>
+                </pic:pic>
+              </a:graphicData>
+            </a:graphic>
+          </wp:inline>
+        </w:drawing>
+      </w:r>
+    </w:p>
+    <w:p>
+      <w:pPr>
+        <w:jc w:val="center"/>
+      </w:pPr>
+      <w:r>
+        <w:rPr>
+          <w:color w:val="6B7280"/>
+          <w:sz w:val="18"/>
+        </w:rPr>
         <w:t>图 11-3　平台默认职责绑定</w:t>
       </w:r>
     </w:p>
@@ -4695,7 +4746,7 @@
         <w:rPr>
           <w:b w:val="0"/>
         </w:rPr>
-        <w:t>这类业务动作由"职责槽位名单"控制（不只是菜单权限）。请到 小区管理 → 编制 → 职责槽位绑定 检查对应槽位绑定的岗位及该人员的岗位编制；租户管理员和超级管理员不受名单限制，始终可以操作。</w:t>
+        <w:t>这类业务动作由"环节名单"控制（不只是菜单权限）。请到 小区管理 → 编制 → 环节分工 检查对应环节绑定的岗位及该人员的岗位编制；租户管理员和超级管理员不受名单限制，始终可以操作。</w:t>
       </w:r>
     </w:p>
     <w:p>
@@ -4711,7 +4762,7 @@
         <w:rPr>
           <w:b w:val="0"/>
         </w:rPr>
-        <w:t>两级可调：全公司统一调整在 系统管理 → 岗位管理（职责槽位默认绑定）与 系统管理 → 审批链管理（打卡审批流程）；单个小区特殊调整在 小区管理 → 编制 → 职责槽位绑定。</w:t>
+        <w:t>两级可调：全公司统一调整在 系统管理 → 岗位管理（环节分工）与 系统管理 → 审批流程；单个小区特殊调整在 小区管理 → 编制 → 环节分工。</w:t>
       </w:r>
     </w:p>
     <w:p>

--- a/docs/安巡云使用说明书.docx
+++ b/docs/安巡云使用说明书.docx
@@ -1993,7 +1993,7 @@
           <w:color w:val="6B7280"/>
           <w:sz w:val="19"/>
         </w:rPr>
-        <w:t>提示：角色列显示「--」是正常的：这些员工没有显式角色，权限来自岗位绑定角色的自动并集（例如安全主管岗位自动带项目管理员权限）。</w:t>
+        <w:t>提示：角色列有两种标签：蓝色 = 手动分配的角色；灰色 = 岗位带入角色（在职岗位绑定角色自动获得，随编制变动实时生效，无需手动分配）。员工角色留空是正常用法——权限由岗位自动带入，例如安全主管岗位自动带项目管理员权限。</w:t>
       </w:r>
     </w:p>
     <w:p>
